--- a/Product_Scout_Interim_Update.docx
+++ b/Product_Scout_Interim_Update.docx
@@ -909,7 +909,53 @@
     </w:p>
     <w:p>
       <w:pPr>
-        <w:spacing w:after="100" w:before="80"/>
+        <w:spacing w:after="60" w:before="80"/>
+        <w:jc w:val="center"/>
+      </w:pPr>
+      <w:r>
+        <w:drawing>
+          <wp:inline distT="0" distB="0" distL="0" distR="0">
+            <wp:extent cx="4095750" cy="3486150"/>
+            <wp:effectExtent t="0" r="0" b="0" l="0"/>
+            <wp:docPr id="1" name="fig1_pipeline.png" descr="Product Scout pipeline diagram" title="Product Scout pipeline diagram"/>
+            <wp:cNvGraphicFramePr>
+              <a:graphicFrameLocks xmlns:a="http://schemas.openxmlformats.org/drawingml/2006/main" noChangeAspect="1"/>
+            </wp:cNvGraphicFramePr>
+            <a:graphic xmlns:a="http://schemas.openxmlformats.org/drawingml/2006/main">
+              <a:graphicData uri="http://schemas.openxmlformats.org/drawingml/2006/picture">
+                <pic:pic xmlns:pic="http://schemas.openxmlformats.org/drawingml/2006/picture">
+                  <pic:nvPicPr>
+                    <pic:cNvPr id="0" name="" descr=""/>
+                    <pic:cNvPicPr>
+                      <a:picLocks noChangeAspect="1" noChangeArrowheads="1"/>
+                    </pic:cNvPicPr>
+                  </pic:nvPicPr>
+                  <pic:blipFill>
+                    <a:blip r:embed="rId9" cstate="none"/>
+                    <a:srcRect/>
+                    <a:stretch>
+                      <a:fillRect/>
+                    </a:stretch>
+                  </pic:blipFill>
+                  <pic:spPr bwMode="auto">
+                    <a:xfrm>
+                      <a:off x="0" y="0"/>
+                      <a:ext cx="4095750" cy="3486150"/>
+                    </a:xfrm>
+                    <a:prstGeom prst="rect">
+                      <a:avLst/>
+                    </a:prstGeom>
+                  </pic:spPr>
+                </pic:pic>
+              </a:graphicData>
+            </a:graphic>
+          </wp:inline>
+        </w:drawing>
+      </w:r>
+    </w:p>
+    <w:p>
+      <w:pPr>
+        <w:spacing w:after="140" w:before="40"/>
         <w:jc w:val="center"/>
       </w:pPr>
       <w:r>
@@ -920,7 +966,7 @@
           <w:sz w:val="20"/>
           <w:szCs w:val="20"/>
         </w:rPr>
-        <w:t xml:space="preserve">Figure 1.  Product Scout end-to-end data and analytics pipeline.</w:t>
+        <w:t xml:space="preserve">Figure 1.  Product Scout end-to-end data and analytics pipeline (anchor category: skincare).</w:t>
       </w:r>
     </w:p>
     <w:tbl>
@@ -4259,6 +4305,959 @@
         <w:t xml:space="preserve">Anthropic. (2024). Tool use (function calling) with Claude. Anthropic API documentation.</w:t>
       </w:r>
     </w:p>
+    <w:p>
+      <w:r>
+        <w:br w:type="page"/>
+      </w:r>
+    </w:p>
+    <w:p>
+      <w:pPr>
+        <w:pStyle w:val="Heading1"/>
+      </w:pPr>
+      <w:r>
+        <w:t xml:space="preserve">Appendix A.  Product Walkthrough</w:t>
+      </w:r>
+    </w:p>
+    <w:p>
+      <w:pPr>
+        <w:spacing w:after="140" w:line="276"/>
+        <w:jc w:val="both"/>
+      </w:pPr>
+      <w:r>
+        <w:t xml:space="preserve">This appendix documents the interim build as it appears to a user, with one annotated screenshot per major surface. Together they evidence the end-to-end flow of Figure 1, from acquisition through to the delivery layer (the dashboard). All figures show real, compliantly sourced data.</w:t>
+      </w:r>
+    </w:p>
+    <w:p>
+      <w:pPr>
+        <w:spacing w:after="60" w:before="80"/>
+        <w:jc w:val="center"/>
+      </w:pPr>
+      <w:r>
+        <w:drawing>
+          <wp:inline distT="0" distB="0" distL="0" distR="0">
+            <wp:extent cx="5715000" cy="3667125"/>
+            <wp:effectExtent t="0" r="0" b="0" l="0"/>
+            <wp:docPr id="1" name="fig_a_social_landing.png" descr="Social Discovery — category browser and launch opportunities" title="Social Discovery — category browser and launch opportunities"/>
+            <wp:cNvGraphicFramePr>
+              <a:graphicFrameLocks xmlns:a="http://schemas.openxmlformats.org/drawingml/2006/main" noChangeAspect="1"/>
+            </wp:cNvGraphicFramePr>
+            <a:graphic xmlns:a="http://schemas.openxmlformats.org/drawingml/2006/main">
+              <a:graphicData uri="http://schemas.openxmlformats.org/drawingml/2006/picture">
+                <pic:pic xmlns:pic="http://schemas.openxmlformats.org/drawingml/2006/picture">
+                  <pic:nvPicPr>
+                    <pic:cNvPr id="0" name="" descr=""/>
+                    <pic:cNvPicPr>
+                      <a:picLocks noChangeAspect="1" noChangeArrowheads="1"/>
+                    </pic:cNvPicPr>
+                  </pic:nvPicPr>
+                  <pic:blipFill>
+                    <a:blip r:embed="rId10" cstate="none"/>
+                    <a:srcRect/>
+                    <a:stretch>
+                      <a:fillRect/>
+                    </a:stretch>
+                  </pic:blipFill>
+                  <pic:spPr bwMode="auto">
+                    <a:xfrm>
+                      <a:off x="0" y="0"/>
+                      <a:ext cx="5715000" cy="3667125"/>
+                    </a:xfrm>
+                    <a:prstGeom prst="rect">
+                      <a:avLst/>
+                    </a:prstGeom>
+                  </pic:spPr>
+                </pic:pic>
+              </a:graphicData>
+            </a:graphic>
+          </wp:inline>
+        </w:drawing>
+      </w:r>
+    </w:p>
+    <w:p>
+      <w:pPr>
+        <w:spacing w:after="40" w:before="40"/>
+        <w:jc w:val="center"/>
+      </w:pPr>
+      <w:r>
+        <w:rPr>
+          <w:b/>
+          <w:bCs/>
+          <w:color w:val="1F3B73"/>
+          <w:sz w:val="20"/>
+          <w:szCs w:val="20"/>
+        </w:rPr>
+        <w:t xml:space="preserve">Figure A1.  Social Discovery — category browser and launch opportunities</w:t>
+      </w:r>
+    </w:p>
+    <w:p>
+      <w:pPr>
+        <w:spacing w:after="220"/>
+        <w:jc w:val="both"/>
+      </w:pPr>
+      <w:r>
+        <w:rPr>
+          <w:i/>
+          <w:iCs/>
+          <w:color w:val="555555"/>
+          <w:sz w:val="20"/>
+          <w:szCs w:val="20"/>
+        </w:rPr>
+        <w:t xml:space="preserve">The entry surface for the demand signal. A free-text search resolves a need (e.g. “oily skin remover”) to a category; below, 14 skincare categories are tiled with conversation volume, drawn from 1,463 posts and 11,791 comments across three subreddits. The Launch Opportunities panel ranks categories by volume and unmet need, tagging each as “room to differentiate” or “unmet need” — the prototype’s first prescriptive output.</w:t>
+      </w:r>
+    </w:p>
+    <w:p>
+      <w:pPr>
+        <w:spacing w:after="60" w:before="80"/>
+        <w:jc w:val="center"/>
+      </w:pPr>
+      <w:r>
+        <w:drawing>
+          <wp:inline distT="0" distB="0" distL="0" distR="0">
+            <wp:extent cx="5715000" cy="3667125"/>
+            <wp:effectExtent t="0" r="0" b="0" l="0"/>
+            <wp:docPr id="1" name="fig_e_ai_panel.png" descr="Product Scout AI — the cross-domain analyst" title="Product Scout AI — the cross-domain analyst"/>
+            <wp:cNvGraphicFramePr>
+              <a:graphicFrameLocks xmlns:a="http://schemas.openxmlformats.org/drawingml/2006/main" noChangeAspect="1"/>
+            </wp:cNvGraphicFramePr>
+            <a:graphic xmlns:a="http://schemas.openxmlformats.org/drawingml/2006/main">
+              <a:graphicData uri="http://schemas.openxmlformats.org/drawingml/2006/picture">
+                <pic:pic xmlns:pic="http://schemas.openxmlformats.org/drawingml/2006/picture">
+                  <pic:nvPicPr>
+                    <pic:cNvPr id="0" name="" descr=""/>
+                    <pic:cNvPicPr>
+                      <a:picLocks noChangeAspect="1" noChangeArrowheads="1"/>
+                    </pic:cNvPicPr>
+                  </pic:nvPicPr>
+                  <pic:blipFill>
+                    <a:blip r:embed="rId11" cstate="none"/>
+                    <a:srcRect/>
+                    <a:stretch>
+                      <a:fillRect/>
+                    </a:stretch>
+                  </pic:blipFill>
+                  <pic:spPr bwMode="auto">
+                    <a:xfrm>
+                      <a:off x="0" y="0"/>
+                      <a:ext cx="5715000" cy="3667125"/>
+                    </a:xfrm>
+                    <a:prstGeom prst="rect">
+                      <a:avLst/>
+                    </a:prstGeom>
+                  </pic:spPr>
+                </pic:pic>
+              </a:graphicData>
+            </a:graphic>
+          </wp:inline>
+        </w:drawing>
+      </w:r>
+    </w:p>
+    <w:p>
+      <w:pPr>
+        <w:spacing w:after="40" w:before="40"/>
+        <w:jc w:val="center"/>
+      </w:pPr>
+      <w:r>
+        <w:rPr>
+          <w:b/>
+          <w:bCs/>
+          <w:color w:val="1F3B73"/>
+          <w:sz w:val="20"/>
+          <w:szCs w:val="20"/>
+        </w:rPr>
+        <w:t xml:space="preserve">Figure A2.  Product Scout AI — the cross-domain analyst</w:t>
+      </w:r>
+    </w:p>
+    <w:p>
+      <w:pPr>
+        <w:spacing w:after="220"/>
+        <w:jc w:val="both"/>
+      </w:pPr>
+      <w:r>
+        <w:rPr>
+          <w:i/>
+          <w:iCs/>
+          <w:color w:val="555555"/>
+          <w:sz w:val="20"/>
+          <w:szCs w:val="20"/>
+        </w:rPr>
+        <w:t xml:space="preserve">The conversational analyst, opened from any page. It reasons across both datasets at once — UN Comtrade trade (exports/imports, growth, corridors) and Reddit social sentiment — and its stated edge is connecting them, e.g. “where social buzz meets a trade gap.” Suggested prompts (“Does K-beauty social buzz match Korea’s export growth?”, “CeraVe sentiment vs US trade balance”) illustrate the cross-domain questions it answers by calling tools rather than inventing figures.</w:t>
+      </w:r>
+    </w:p>
+    <w:p>
+      <w:pPr>
+        <w:spacing w:after="60" w:before="80"/>
+        <w:jc w:val="center"/>
+      </w:pPr>
+      <w:r>
+        <w:drawing>
+          <wp:inline distT="0" distB="0" distL="0" distR="0">
+            <wp:extent cx="5715000" cy="3667125"/>
+            <wp:effectExtent t="0" r="0" b="0" l="0"/>
+            <wp:docPr id="1" name="fig_b_category.png" descr="Category detail — Amazon Reviews Intelligence" title="Category detail — Amazon Reviews Intelligence"/>
+            <wp:cNvGraphicFramePr>
+              <a:graphicFrameLocks xmlns:a="http://schemas.openxmlformats.org/drawingml/2006/main" noChangeAspect="1"/>
+            </wp:cNvGraphicFramePr>
+            <a:graphic xmlns:a="http://schemas.openxmlformats.org/drawingml/2006/main">
+              <a:graphicData uri="http://schemas.openxmlformats.org/drawingml/2006/picture">
+                <pic:pic xmlns:pic="http://schemas.openxmlformats.org/drawingml/2006/picture">
+                  <pic:nvPicPr>
+                    <pic:cNvPr id="0" name="" descr=""/>
+                    <pic:cNvPicPr>
+                      <a:picLocks noChangeAspect="1" noChangeArrowheads="1"/>
+                    </pic:cNvPicPr>
+                  </pic:nvPicPr>
+                  <pic:blipFill>
+                    <a:blip r:embed="rId12" cstate="none"/>
+                    <a:srcRect/>
+                    <a:stretch>
+                      <a:fillRect/>
+                    </a:stretch>
+                  </pic:blipFill>
+                  <pic:spPr bwMode="auto">
+                    <a:xfrm>
+                      <a:off x="0" y="0"/>
+                      <a:ext cx="5715000" cy="3667125"/>
+                    </a:xfrm>
+                    <a:prstGeom prst="rect">
+                      <a:avLst/>
+                    </a:prstGeom>
+                  </pic:spPr>
+                </pic:pic>
+              </a:graphicData>
+            </a:graphic>
+          </wp:inline>
+        </w:drawing>
+      </w:r>
+    </w:p>
+    <w:p>
+      <w:pPr>
+        <w:spacing w:after="40" w:before="40"/>
+        <w:jc w:val="center"/>
+      </w:pPr>
+      <w:r>
+        <w:rPr>
+          <w:b/>
+          <w:bCs/>
+          <w:color w:val="1F3B73"/>
+          <w:sz w:val="20"/>
+          <w:szCs w:val="20"/>
+        </w:rPr>
+        <w:t xml:space="preserve">Figure A3.  Category detail — Amazon Reviews Intelligence</w:t>
+      </w:r>
+    </w:p>
+    <w:p>
+      <w:pPr>
+        <w:spacing w:after="220"/>
+        <w:jc w:val="both"/>
+      </w:pPr>
+      <w:r>
+        <w:rPr>
+          <w:i/>
+          <w:iCs/>
+          <w:color w:val="555555"/>
+          <w:sz w:val="20"/>
+          <w:szCs w:val="20"/>
+        </w:rPr>
+        <w:t xml:space="preserve">Clicking a category opens a sourcer-oriented detail page. The Amazon Reviews Intelligence panel compiles weighted average rating (4.66★), products tracked, total ratings (reach), the top shared pain point (here “skin irritation”, 46.9% negative over 1,127 mentions — a sourcing opportunity), and a best-in-class benchmark (CeraVe). The “sample export; live scraping pending” tag is an honest marker of interim scope.</w:t>
+      </w:r>
+    </w:p>
+    <w:p>
+      <w:pPr>
+        <w:spacing w:after="60" w:before="80"/>
+        <w:jc w:val="center"/>
+      </w:pPr>
+      <w:r>
+        <w:drawing>
+          <wp:inline distT="0" distB="0" distL="0" distR="0">
+            <wp:extent cx="5715000" cy="3667125"/>
+            <wp:effectExtent t="0" r="0" b="0" l="0"/>
+            <wp:docPr id="1" name="fig_c_trends_reddit.png" descr="Category detail — Google Trends momentum and Reddit conversation" title="Category detail — Google Trends momentum and Reddit conversation"/>
+            <wp:cNvGraphicFramePr>
+              <a:graphicFrameLocks xmlns:a="http://schemas.openxmlformats.org/drawingml/2006/main" noChangeAspect="1"/>
+            </wp:cNvGraphicFramePr>
+            <a:graphic xmlns:a="http://schemas.openxmlformats.org/drawingml/2006/main">
+              <a:graphicData uri="http://schemas.openxmlformats.org/drawingml/2006/picture">
+                <pic:pic xmlns:pic="http://schemas.openxmlformats.org/drawingml/2006/picture">
+                  <pic:nvPicPr>
+                    <pic:cNvPr id="0" name="" descr=""/>
+                    <pic:cNvPicPr>
+                      <a:picLocks noChangeAspect="1" noChangeArrowheads="1"/>
+                    </pic:cNvPicPr>
+                  </pic:nvPicPr>
+                  <pic:blipFill>
+                    <a:blip r:embed="rId13" cstate="none"/>
+                    <a:srcRect/>
+                    <a:stretch>
+                      <a:fillRect/>
+                    </a:stretch>
+                  </pic:blipFill>
+                  <pic:spPr bwMode="auto">
+                    <a:xfrm>
+                      <a:off x="0" y="0"/>
+                      <a:ext cx="5715000" cy="3667125"/>
+                    </a:xfrm>
+                    <a:prstGeom prst="rect">
+                      <a:avLst/>
+                    </a:prstGeom>
+                  </pic:spPr>
+                </pic:pic>
+              </a:graphicData>
+            </a:graphic>
+          </wp:inline>
+        </w:drawing>
+      </w:r>
+    </w:p>
+    <w:p>
+      <w:pPr>
+        <w:spacing w:after="40" w:before="40"/>
+        <w:jc w:val="center"/>
+      </w:pPr>
+      <w:r>
+        <w:rPr>
+          <w:b/>
+          <w:bCs/>
+          <w:color w:val="1F3B73"/>
+          <w:sz w:val="20"/>
+          <w:szCs w:val="20"/>
+        </w:rPr>
+        <w:t xml:space="preserve">Figure A4.  Category detail — Google Trends momentum and Reddit conversation</w:t>
+      </w:r>
+    </w:p>
+    <w:p>
+      <w:pPr>
+        <w:spacing w:after="220"/>
+        <w:jc w:val="both"/>
+      </w:pPr>
+      <w:r>
+        <w:rPr>
+          <w:i/>
+          <w:iCs/>
+          <w:color w:val="555555"/>
+          <w:sz w:val="20"/>
+          <w:szCs w:val="20"/>
+        </w:rPr>
+        <w:t xml:space="preserve">The same page continues with a real Google Trends panel: weekly search interest (0–100) with a Hong Kong / Japan toggle, 3-month momentum and YoY deltas, rising sub-categories (e.g. “barrier cream” +1803%), and brand momentum (Laneige, CeraVe). Below, the Reddit conversation surfaces the matched discussion with per-post VADER sentiment and mentioned brands — the sentence-level scoring described in Section 3.2.</w:t>
+      </w:r>
+    </w:p>
+    <w:p>
+      <w:pPr>
+        <w:spacing w:after="60" w:before="80"/>
+        <w:jc w:val="center"/>
+      </w:pPr>
+      <w:r>
+        <w:drawing>
+          <wp:inline distT="0" distB="0" distL="0" distR="0">
+            <wp:extent cx="5715000" cy="3667125"/>
+            <wp:effectExtent t="0" r="0" b="0" l="0"/>
+            <wp:docPr id="1" name="fig_d_trade.png" descr="Trade Intelligence — global HS 3304 dashboard" title="Trade Intelligence — global HS 3304 dashboard"/>
+            <wp:cNvGraphicFramePr>
+              <a:graphicFrameLocks xmlns:a="http://schemas.openxmlformats.org/drawingml/2006/main" noChangeAspect="1"/>
+            </wp:cNvGraphicFramePr>
+            <a:graphic xmlns:a="http://schemas.openxmlformats.org/drawingml/2006/main">
+              <a:graphicData uri="http://schemas.openxmlformats.org/drawingml/2006/picture">
+                <pic:pic xmlns:pic="http://schemas.openxmlformats.org/drawingml/2006/picture">
+                  <pic:nvPicPr>
+                    <pic:cNvPr id="0" name="" descr=""/>
+                    <pic:cNvPicPr>
+                      <a:picLocks noChangeAspect="1" noChangeArrowheads="1"/>
+                    </pic:cNvPicPr>
+                  </pic:nvPicPr>
+                  <pic:blipFill>
+                    <a:blip r:embed="rId14" cstate="none"/>
+                    <a:srcRect/>
+                    <a:stretch>
+                      <a:fillRect/>
+                    </a:stretch>
+                  </pic:blipFill>
+                  <pic:spPr bwMode="auto">
+                    <a:xfrm>
+                      <a:off x="0" y="0"/>
+                      <a:ext cx="5715000" cy="3667125"/>
+                    </a:xfrm>
+                    <a:prstGeom prst="rect">
+                      <a:avLst/>
+                    </a:prstGeom>
+                  </pic:spPr>
+                </pic:pic>
+              </a:graphicData>
+            </a:graphic>
+          </wp:inline>
+        </w:drawing>
+      </w:r>
+    </w:p>
+    <w:p>
+      <w:pPr>
+        <w:spacing w:after="40" w:before="40"/>
+        <w:jc w:val="center"/>
+      </w:pPr>
+      <w:r>
+        <w:rPr>
+          <w:b/>
+          <w:bCs/>
+          <w:color w:val="1F3B73"/>
+          <w:sz w:val="20"/>
+          <w:szCs w:val="20"/>
+        </w:rPr>
+        <w:t xml:space="preserve">Figure A5.  Trade Intelligence — global HS 3304 dashboard</w:t>
+      </w:r>
+    </w:p>
+    <w:p>
+      <w:pPr>
+        <w:spacing w:after="220"/>
+        <w:jc w:val="both"/>
+      </w:pPr>
+      <w:r>
+        <w:rPr>
+          <w:i/>
+          <w:iCs/>
+          <w:color w:val="555555"/>
+          <w:sz w:val="20"/>
+          <w:szCs w:val="20"/>
+        </w:rPr>
+        <w:t xml:space="preserve">The supply-side surface, built entirely on UN Comtrade data for HS 3304. Headline KPIs (USD 72.7 B exports, USD 70.8 B imports, 3.5% CAGR, 3,300 tracked corridors) sit above a D3/TopoJSON choropleth with directional flow arcs, and ranked Top-10 exporter and importer tables (France #1 exporter; China #1 importer). Tabs expose historical trends, the bilateral matrix, and computed opportunities.</w:t>
+      </w:r>
+    </w:p>
+    <w:p>
+      <w:pPr>
+        <w:pStyle w:val="Heading1"/>
+      </w:pPr>
+      <w:r>
+        <w:t xml:space="preserve">Appendix B.  Artifact Index</w:t>
+      </w:r>
+    </w:p>
+    <w:p>
+      <w:pPr>
+        <w:spacing w:after="140" w:line="276"/>
+        <w:jc w:val="both"/>
+      </w:pPr>
+      <w:r>
+        <w:t xml:space="preserve">For reference, the principal artifacts produced by the project to date:</w:t>
+      </w:r>
+    </w:p>
+    <w:tbl>
+      <w:tblPr>
+        <w:tblW w:type="dxa" w:w="9360"/>
+        <w:tblBorders>
+          <w:top w:val="single" w:color="auto" w:sz="4"/>
+          <w:left w:val="single" w:color="auto" w:sz="4"/>
+          <w:bottom w:val="single" w:color="auto" w:sz="4"/>
+          <w:right w:val="single" w:color="auto" w:sz="4"/>
+          <w:insideH w:val="single" w:color="auto" w:sz="4"/>
+          <w:insideV w:val="single" w:color="auto" w:sz="4"/>
+        </w:tblBorders>
+      </w:tblPr>
+      <w:tblGrid>
+        <w:gridCol w:w="3000"/>
+        <w:gridCol w:w="6360"/>
+      </w:tblGrid>
+      <w:tr>
+        <w:trPr>
+          <w:tblHeader/>
+        </w:trPr>
+        <w:tc>
+          <w:tcPr>
+            <w:tcW w:type="dxa" w:w="3000"/>
+            <w:tcBorders>
+              <w:top w:val="single" w:color="BFBFBF" w:sz="1"/>
+              <w:left w:val="single" w:color="BFBFBF" w:sz="1"/>
+              <w:bottom w:val="single" w:color="BFBFBF" w:sz="1"/>
+              <w:right w:val="single" w:color="BFBFBF" w:sz="1"/>
+            </w:tcBorders>
+            <w:shd w:fill="1F3B73" w:val="clear"/>
+            <w:tcMar>
+              <w:top w:type="dxa" w:w="60"/>
+              <w:left w:type="dxa" w:w="120"/>
+              <w:bottom w:type="dxa" w:w="60"/>
+              <w:right w:type="dxa" w:w="120"/>
+            </w:tcMar>
+            <w:vAlign w:val="center"/>
+          </w:tcPr>
+          <w:p>
+            <w:r>
+              <w:rPr>
+                <w:b/>
+                <w:bCs/>
+                <w:color w:val="FFFFFF"/>
+                <w:sz w:val="20"/>
+                <w:szCs w:val="20"/>
+              </w:rPr>
+              <w:t xml:space="preserve">Artifact</w:t>
+            </w:r>
+          </w:p>
+        </w:tc>
+        <w:tc>
+          <w:tcPr>
+            <w:tcW w:type="dxa" w:w="6360"/>
+            <w:tcBorders>
+              <w:top w:val="single" w:color="BFBFBF" w:sz="1"/>
+              <w:left w:val="single" w:color="BFBFBF" w:sz="1"/>
+              <w:bottom w:val="single" w:color="BFBFBF" w:sz="1"/>
+              <w:right w:val="single" w:color="BFBFBF" w:sz="1"/>
+            </w:tcBorders>
+            <w:shd w:fill="1F3B73" w:val="clear"/>
+            <w:tcMar>
+              <w:top w:type="dxa" w:w="60"/>
+              <w:left w:type="dxa" w:w="120"/>
+              <w:bottom w:type="dxa" w:w="60"/>
+              <w:right w:type="dxa" w:w="120"/>
+            </w:tcMar>
+            <w:vAlign w:val="center"/>
+          </w:tcPr>
+          <w:p>
+            <w:r>
+              <w:rPr>
+                <w:b/>
+                <w:bCs/>
+                <w:color w:val="FFFFFF"/>
+                <w:sz w:val="20"/>
+                <w:szCs w:val="20"/>
+              </w:rPr>
+              <w:t xml:space="preserve">Description</w:t>
+            </w:r>
+          </w:p>
+        </w:tc>
+      </w:tr>
+      <w:tr>
+        <w:tc>
+          <w:tcPr>
+            <w:tcW w:type="dxa" w:w="3000"/>
+            <w:tcBorders>
+              <w:top w:val="single" w:color="BFBFBF" w:sz="1"/>
+              <w:left w:val="single" w:color="BFBFBF" w:sz="1"/>
+              <w:bottom w:val="single" w:color="BFBFBF" w:sz="1"/>
+              <w:right w:val="single" w:color="BFBFBF" w:sz="1"/>
+            </w:tcBorders>
+            <w:tcMar>
+              <w:top w:type="dxa" w:w="60"/>
+              <w:left w:type="dxa" w:w="120"/>
+              <w:bottom w:type="dxa" w:w="60"/>
+              <w:right w:type="dxa" w:w="120"/>
+            </w:tcMar>
+            <w:vAlign w:val="center"/>
+          </w:tcPr>
+          <w:p>
+            <w:pPr>
+              <w:spacing w:after="0" w:line="252"/>
+            </w:pPr>
+            <w:r>
+              <w:rPr>
+                <w:sz w:val="20"/>
+                <w:szCs w:val="20"/>
+              </w:rPr>
+              <w:t xml:space="preserve">Figure 1 — pipeline diagram</w:t>
+            </w:r>
+          </w:p>
+        </w:tc>
+        <w:tc>
+          <w:tcPr>
+            <w:tcW w:type="dxa" w:w="6360"/>
+            <w:tcBorders>
+              <w:top w:val="single" w:color="BFBFBF" w:sz="1"/>
+              <w:left w:val="single" w:color="BFBFBF" w:sz="1"/>
+              <w:bottom w:val="single" w:color="BFBFBF" w:sz="1"/>
+              <w:right w:val="single" w:color="BFBFBF" w:sz="1"/>
+            </w:tcBorders>
+            <w:tcMar>
+              <w:top w:type="dxa" w:w="60"/>
+              <w:left w:type="dxa" w:w="120"/>
+              <w:bottom w:type="dxa" w:w="60"/>
+              <w:right w:type="dxa" w:w="120"/>
+            </w:tcMar>
+            <w:vAlign w:val="center"/>
+          </w:tcPr>
+          <w:p>
+            <w:pPr>
+              <w:spacing w:after="0" w:line="252"/>
+            </w:pPr>
+            <w:r>
+              <w:rPr>
+                <w:sz w:val="20"/>
+                <w:szCs w:val="20"/>
+              </w:rPr>
+              <w:t xml:space="preserve">Reference architecture: acquisition → persistence → analytics → delivery.</w:t>
+            </w:r>
+          </w:p>
+        </w:tc>
+      </w:tr>
+      <w:tr>
+        <w:tc>
+          <w:tcPr>
+            <w:tcW w:type="dxa" w:w="3000"/>
+            <w:tcBorders>
+              <w:top w:val="single" w:color="BFBFBF" w:sz="1"/>
+              <w:left w:val="single" w:color="BFBFBF" w:sz="1"/>
+              <w:bottom w:val="single" w:color="BFBFBF" w:sz="1"/>
+              <w:right w:val="single" w:color="BFBFBF" w:sz="1"/>
+            </w:tcBorders>
+            <w:shd w:fill="EAF1F7" w:val="clear"/>
+            <w:tcMar>
+              <w:top w:type="dxa" w:w="60"/>
+              <w:left w:type="dxa" w:w="120"/>
+              <w:bottom w:type="dxa" w:w="60"/>
+              <w:right w:type="dxa" w:w="120"/>
+            </w:tcMar>
+            <w:vAlign w:val="center"/>
+          </w:tcPr>
+          <w:p>
+            <w:pPr>
+              <w:spacing w:after="0" w:line="252"/>
+            </w:pPr>
+            <w:r>
+              <w:rPr>
+                <w:sz w:val="20"/>
+                <w:szCs w:val="20"/>
+              </w:rPr>
+              <w:t xml:space="preserve">Social Discovery module</w:t>
+            </w:r>
+          </w:p>
+        </w:tc>
+        <w:tc>
+          <w:tcPr>
+            <w:tcW w:type="dxa" w:w="6360"/>
+            <w:tcBorders>
+              <w:top w:val="single" w:color="BFBFBF" w:sz="1"/>
+              <w:left w:val="single" w:color="BFBFBF" w:sz="1"/>
+              <w:bottom w:val="single" w:color="BFBFBF" w:sz="1"/>
+              <w:right w:val="single" w:color="BFBFBF" w:sz="1"/>
+            </w:tcBorders>
+            <w:shd w:fill="EAF1F7" w:val="clear"/>
+            <w:tcMar>
+              <w:top w:type="dxa" w:w="60"/>
+              <w:left w:type="dxa" w:w="120"/>
+              <w:bottom w:type="dxa" w:w="60"/>
+              <w:right w:type="dxa" w:w="120"/>
+            </w:tcMar>
+            <w:vAlign w:val="center"/>
+          </w:tcPr>
+          <w:p>
+            <w:pPr>
+              <w:spacing w:after="0" w:line="252"/>
+            </w:pPr>
+            <w:r>
+              <w:rPr>
+                <w:sz w:val="20"/>
+                <w:szCs w:val="20"/>
+              </w:rPr>
+              <w:t xml:space="preserve">Category browser, query interface, launch opportunities (Figure A1).</w:t>
+            </w:r>
+          </w:p>
+        </w:tc>
+      </w:tr>
+      <w:tr>
+        <w:tc>
+          <w:tcPr>
+            <w:tcW w:type="dxa" w:w="3000"/>
+            <w:tcBorders>
+              <w:top w:val="single" w:color="BFBFBF" w:sz="1"/>
+              <w:left w:val="single" w:color="BFBFBF" w:sz="1"/>
+              <w:bottom w:val="single" w:color="BFBFBF" w:sz="1"/>
+              <w:right w:val="single" w:color="BFBFBF" w:sz="1"/>
+            </w:tcBorders>
+            <w:tcMar>
+              <w:top w:type="dxa" w:w="60"/>
+              <w:left w:type="dxa" w:w="120"/>
+              <w:bottom w:type="dxa" w:w="60"/>
+              <w:right w:type="dxa" w:w="120"/>
+            </w:tcMar>
+            <w:vAlign w:val="center"/>
+          </w:tcPr>
+          <w:p>
+            <w:pPr>
+              <w:spacing w:after="0" w:line="252"/>
+            </w:pPr>
+            <w:r>
+              <w:rPr>
+                <w:sz w:val="20"/>
+                <w:szCs w:val="20"/>
+              </w:rPr>
+              <w:t xml:space="preserve">AI analyst agent</w:t>
+            </w:r>
+          </w:p>
+        </w:tc>
+        <w:tc>
+          <w:tcPr>
+            <w:tcW w:type="dxa" w:w="6360"/>
+            <w:tcBorders>
+              <w:top w:val="single" w:color="BFBFBF" w:sz="1"/>
+              <w:left w:val="single" w:color="BFBFBF" w:sz="1"/>
+              <w:bottom w:val="single" w:color="BFBFBF" w:sz="1"/>
+              <w:right w:val="single" w:color="BFBFBF" w:sz="1"/>
+            </w:tcBorders>
+            <w:tcMar>
+              <w:top w:type="dxa" w:w="60"/>
+              <w:left w:type="dxa" w:w="120"/>
+              <w:bottom w:type="dxa" w:w="60"/>
+              <w:right w:type="dxa" w:w="120"/>
+            </w:tcMar>
+            <w:vAlign w:val="center"/>
+          </w:tcPr>
+          <w:p>
+            <w:pPr>
+              <w:spacing w:after="0" w:line="252"/>
+            </w:pPr>
+            <w:r>
+              <w:rPr>
+                <w:sz w:val="20"/>
+                <w:szCs w:val="20"/>
+              </w:rPr>
+              <w:t xml:space="preserve">Tool-using cross-domain Claude agent over all four datasets (Figure A2).</w:t>
+            </w:r>
+          </w:p>
+        </w:tc>
+      </w:tr>
+      <w:tr>
+        <w:tc>
+          <w:tcPr>
+            <w:tcW w:type="dxa" w:w="3000"/>
+            <w:tcBorders>
+              <w:top w:val="single" w:color="BFBFBF" w:sz="1"/>
+              <w:left w:val="single" w:color="BFBFBF" w:sz="1"/>
+              <w:bottom w:val="single" w:color="BFBFBF" w:sz="1"/>
+              <w:right w:val="single" w:color="BFBFBF" w:sz="1"/>
+            </w:tcBorders>
+            <w:shd w:fill="EAF1F7" w:val="clear"/>
+            <w:tcMar>
+              <w:top w:type="dxa" w:w="60"/>
+              <w:left w:type="dxa" w:w="120"/>
+              <w:bottom w:type="dxa" w:w="60"/>
+              <w:right w:type="dxa" w:w="120"/>
+            </w:tcMar>
+            <w:vAlign w:val="center"/>
+          </w:tcPr>
+          <w:p>
+            <w:pPr>
+              <w:spacing w:after="0" w:line="252"/>
+            </w:pPr>
+            <w:r>
+              <w:rPr>
+                <w:sz w:val="20"/>
+                <w:szCs w:val="20"/>
+              </w:rPr>
+              <w:t xml:space="preserve">Category detail pages</w:t>
+            </w:r>
+          </w:p>
+        </w:tc>
+        <w:tc>
+          <w:tcPr>
+            <w:tcW w:type="dxa" w:w="6360"/>
+            <w:tcBorders>
+              <w:top w:val="single" w:color="BFBFBF" w:sz="1"/>
+              <w:left w:val="single" w:color="BFBFBF" w:sz="1"/>
+              <w:bottom w:val="single" w:color="BFBFBF" w:sz="1"/>
+              <w:right w:val="single" w:color="BFBFBF" w:sz="1"/>
+            </w:tcBorders>
+            <w:shd w:fill="EAF1F7" w:val="clear"/>
+            <w:tcMar>
+              <w:top w:type="dxa" w:w="60"/>
+              <w:left w:type="dxa" w:w="120"/>
+              <w:bottom w:type="dxa" w:w="60"/>
+              <w:right w:type="dxa" w:w="120"/>
+            </w:tcMar>
+            <w:vAlign w:val="center"/>
+          </w:tcPr>
+          <w:p>
+            <w:pPr>
+              <w:spacing w:after="0" w:line="252"/>
+            </w:pPr>
+            <w:r>
+              <w:rPr>
+                <w:sz w:val="20"/>
+                <w:szCs w:val="20"/>
+              </w:rPr>
+              <w:t xml:space="preserve">Amazon reviews + Google Trends + Reddit per category (Figures A3–A4).</w:t>
+            </w:r>
+          </w:p>
+        </w:tc>
+      </w:tr>
+      <w:tr>
+        <w:tc>
+          <w:tcPr>
+            <w:tcW w:type="dxa" w:w="3000"/>
+            <w:tcBorders>
+              <w:top w:val="single" w:color="BFBFBF" w:sz="1"/>
+              <w:left w:val="single" w:color="BFBFBF" w:sz="1"/>
+              <w:bottom w:val="single" w:color="BFBFBF" w:sz="1"/>
+              <w:right w:val="single" w:color="BFBFBF" w:sz="1"/>
+            </w:tcBorders>
+            <w:tcMar>
+              <w:top w:type="dxa" w:w="60"/>
+              <w:left w:type="dxa" w:w="120"/>
+              <w:bottom w:type="dxa" w:w="60"/>
+              <w:right w:type="dxa" w:w="120"/>
+            </w:tcMar>
+            <w:vAlign w:val="center"/>
+          </w:tcPr>
+          <w:p>
+            <w:pPr>
+              <w:spacing w:after="0" w:line="252"/>
+            </w:pPr>
+            <w:r>
+              <w:rPr>
+                <w:sz w:val="20"/>
+                <w:szCs w:val="20"/>
+              </w:rPr>
+              <w:t xml:space="preserve">Trade Intelligence dashboard</w:t>
+            </w:r>
+          </w:p>
+        </w:tc>
+        <w:tc>
+          <w:tcPr>
+            <w:tcW w:type="dxa" w:w="6360"/>
+            <w:tcBorders>
+              <w:top w:val="single" w:color="BFBFBF" w:sz="1"/>
+              <w:left w:val="single" w:color="BFBFBF" w:sz="1"/>
+              <w:bottom w:val="single" w:color="BFBFBF" w:sz="1"/>
+              <w:right w:val="single" w:color="BFBFBF" w:sz="1"/>
+            </w:tcBorders>
+            <w:tcMar>
+              <w:top w:type="dxa" w:w="60"/>
+              <w:left w:type="dxa" w:w="120"/>
+              <w:bottom w:type="dxa" w:w="60"/>
+              <w:right w:type="dxa" w:w="120"/>
+            </w:tcMar>
+            <w:vAlign w:val="center"/>
+          </w:tcPr>
+          <w:p>
+            <w:pPr>
+              <w:spacing w:after="0" w:line="252"/>
+            </w:pPr>
+            <w:r>
+              <w:rPr>
+                <w:sz w:val="20"/>
+                <w:szCs w:val="20"/>
+              </w:rPr>
+              <w:t xml:space="preserve">UN Comtrade HS 3304 analytics: map, KPIs, corridors, opportunities (Figure A5).</w:t>
+            </w:r>
+          </w:p>
+        </w:tc>
+      </w:tr>
+      <w:tr>
+        <w:tc>
+          <w:tcPr>
+            <w:tcW w:type="dxa" w:w="3000"/>
+            <w:tcBorders>
+              <w:top w:val="single" w:color="BFBFBF" w:sz="1"/>
+              <w:left w:val="single" w:color="BFBFBF" w:sz="1"/>
+              <w:bottom w:val="single" w:color="BFBFBF" w:sz="1"/>
+              <w:right w:val="single" w:color="BFBFBF" w:sz="1"/>
+            </w:tcBorders>
+            <w:shd w:fill="EAF1F7" w:val="clear"/>
+            <w:tcMar>
+              <w:top w:type="dxa" w:w="60"/>
+              <w:left w:type="dxa" w:w="120"/>
+              <w:bottom w:type="dxa" w:w="60"/>
+              <w:right w:type="dxa" w:w="120"/>
+            </w:tcMar>
+            <w:vAlign w:val="center"/>
+          </w:tcPr>
+          <w:p>
+            <w:pPr>
+              <w:spacing w:after="0" w:line="252"/>
+            </w:pPr>
+            <w:r>
+              <w:rPr>
+                <w:sz w:val="20"/>
+                <w:szCs w:val="20"/>
+              </w:rPr>
+              <w:t xml:space="preserve">Source-to-Sell fusion</w:t>
+            </w:r>
+          </w:p>
+        </w:tc>
+        <w:tc>
+          <w:tcPr>
+            <w:tcW w:type="dxa" w:w="6360"/>
+            <w:tcBorders>
+              <w:top w:val="single" w:color="BFBFBF" w:sz="1"/>
+              <w:left w:val="single" w:color="BFBFBF" w:sz="1"/>
+              <w:bottom w:val="single" w:color="BFBFBF" w:sz="1"/>
+              <w:right w:val="single" w:color="BFBFBF" w:sz="1"/>
+            </w:tcBorders>
+            <w:shd w:fill="EAF1F7" w:val="clear"/>
+            <w:tcMar>
+              <w:top w:type="dxa" w:w="60"/>
+              <w:left w:type="dxa" w:w="120"/>
+              <w:bottom w:type="dxa" w:w="60"/>
+              <w:right w:type="dxa" w:w="120"/>
+            </w:tcMar>
+            <w:vAlign w:val="center"/>
+          </w:tcPr>
+          <w:p>
+            <w:pPr>
+              <w:spacing w:after="0" w:line="252"/>
+            </w:pPr>
+            <w:r>
+              <w:rPr>
+                <w:sz w:val="20"/>
+                <w:szCs w:val="20"/>
+              </w:rPr>
+              <w:t xml:space="preserve">Brand-origin join linking social demand to country trade flows.</w:t>
+            </w:r>
+          </w:p>
+        </w:tc>
+      </w:tr>
+      <w:tr>
+        <w:tc>
+          <w:tcPr>
+            <w:tcW w:type="dxa" w:w="3000"/>
+            <w:tcBorders>
+              <w:top w:val="single" w:color="BFBFBF" w:sz="1"/>
+              <w:left w:val="single" w:color="BFBFBF" w:sz="1"/>
+              <w:bottom w:val="single" w:color="BFBFBF" w:sz="1"/>
+              <w:right w:val="single" w:color="BFBFBF" w:sz="1"/>
+            </w:tcBorders>
+            <w:tcMar>
+              <w:top w:type="dxa" w:w="60"/>
+              <w:left w:type="dxa" w:w="120"/>
+              <w:bottom w:type="dxa" w:w="60"/>
+              <w:right w:type="dxa" w:w="120"/>
+            </w:tcMar>
+            <w:vAlign w:val="center"/>
+          </w:tcPr>
+          <w:p>
+            <w:pPr>
+              <w:spacing w:after="0" w:line="252"/>
+            </w:pPr>
+            <w:r>
+              <w:rPr>
+                <w:sz w:val="20"/>
+                <w:szCs w:val="20"/>
+              </w:rPr>
+              <w:t xml:space="preserve">Processed datasets</w:t>
+            </w:r>
+          </w:p>
+        </w:tc>
+        <w:tc>
+          <w:tcPr>
+            <w:tcW w:type="dxa" w:w="6360"/>
+            <w:tcBorders>
+              <w:top w:val="single" w:color="BFBFBF" w:sz="1"/>
+              <w:left w:val="single" w:color="BFBFBF" w:sz="1"/>
+              <w:bottom w:val="single" w:color="BFBFBF" w:sz="1"/>
+              <w:right w:val="single" w:color="BFBFBF" w:sz="1"/>
+            </w:tcBorders>
+            <w:tcMar>
+              <w:top w:type="dxa" w:w="60"/>
+              <w:left w:type="dxa" w:w="120"/>
+              <w:bottom w:type="dxa" w:w="60"/>
+              <w:right w:type="dxa" w:w="120"/>
+            </w:tcMar>
+            <w:vAlign w:val="center"/>
+          </w:tcPr>
+          <w:p>
+            <w:pPr>
+              <w:spacing w:after="0" w:line="252"/>
+            </w:pPr>
+            <w:r>
+              <w:rPr>
+                <w:sz w:val="20"/>
+                <w:szCs w:val="20"/>
+              </w:rPr>
+              <w:t xml:space="preserve">UN Comtrade (~22.3 K bilateral rows), Reddit (1,463 posts / 11,791 comments / 9,015 links), Amazon reviews (3 categories), Google Trends (~4.4 K rows).</w:t>
+            </w:r>
+          </w:p>
+        </w:tc>
+      </w:tr>
+    </w:tbl>
     <w:sectPr>
       <w:headerReference w:type="default" r:id="rId7"/>
       <w:footerReference w:type="default" r:id="rId8"/>
